--- a/output_receita_federal/ato_declaratorio_comum_srf/documents/ad_srf_95_19991126.docx
+++ b/output_receita_federal/ato_declaratorio_comum_srf/documents/ad_srf_95_19991126.docx
@@ -12,12 +12,12 @@
     </w:p>
     <w:p>
       <w:r>
-        <w:t>Dispõe sobre a adesão de empregado aposentado pela Previdência Oficial ou que possua o tempo necessário para requerer a aposentadoria, pela Previdência Oficial ou Privada, a Programa de Demissão Voluntária incentivada de que trata a Instrução Normativa SRF No 165, de 1998.</w:t>
+        <w:t>Dispõe sobre a adesão de empregado aposentado pela Previdência Oficial ou que possua o tempo necessário para requerer a aposentadoria, pela Previdência Oficial ou Privada, a Programa de Demissão Voluntária incentivada de que trata a Instrução Normativa SRF nº 165, de 1998.</w:t>
       </w:r>
     </w:p>
     <w:p>
       <w:r>
-        <w:t>O SECRETÁRIO DA RECEITA FEDERAL, no uso de suas atribuições e, tendo em vista o disposto nas Instruções Normativas SRF No 165, de 31 de dezembro de 1998, e No 04, de 13 de janeiro de 1999, e no Ato Declaratório SRF No 03, de 07 de janeiro de 1999, declara que as verbas indenizatórias recebidas pelo empregado a título de incentivo à adesão a Programa de Demissão Voluntária não se sujeitam à incidência do imposto de renda na fonte nem na Declaração de Ajuste Anual, independente de o mesmo já estar aposentado pela Previdência Oficial, ou possuir o tempo necessário para requerer a aposentadoria pela Previdência Oficial ou Privada.</w:t>
+        <w:t>O SECRETÁRIO DA RECEITA FEDERAL, no uso de suas atribuições e, tendo em vista o disposto nas Instruções Normativas SRF nº 165, de 31 de dezembro de 1998, e nº 04, de 13 de janeiro de 1999, e no Ato Declaratório SRF nº 03, de 07 de janeiro de 1999, declara que as verbas indenizatórias recebidas pelo empregado a título de incentivo à adesão a Programa de Demissão Voluntária não se sujeitam à incidência do imposto de renda na fonte nem na Declaração de Ajuste Anual, independente de o mesmo já estar aposentado pela Previdência Oficial, ou possuir o tempo necessário para requerer a aposentadoria pela Previdência Oficial ou Privada.</w:t>
       </w:r>
     </w:p>
     <w:p>
